--- a/files/SALIK_Source_Register_11-07-2026.docx
+++ b/files/SALIK_Source_Register_11-07-2026.docx
@@ -36,7 +36,7 @@
                 <w:color w:val="9FB0AC"/>
                 <w:sz w:val="19"/>
               </w:rPr>
-              <w:t xml:space="preserve">   Companion to the SALIK valuation study — every figure, traced</w:t>
+              <w:t xml:space="preserve">  Companion to the SALIK valuation study — every figure, traced</w:t>
             </w:r>
           </w:p>
         </w:tc>
@@ -529,7 +529,7 @@
                 <w:color w:val="1C3A36"/>
                 <w:sz w:val="16"/>
               </w:rPr>
-              <w:t>The preparer’s forward view. NOT a fact. Every one is logged to the Fundamental Driver Ledger with the date its truth becomes checkable.</w:t>
+              <w:t>The preparer’s forward view. NOT a fact. Every one is logged to the our forecast-assumptions log with the date its truth becomes checkable.</w:t>
             </w:r>
           </w:p>
         </w:tc>
@@ -681,7 +681,7 @@
           <w:color w:val="1C3A36"/>
           <w:sz w:val="27"/>
         </w:rPr>
-        <w:t>1  The primary sources</w:t>
+        <w:t>1 The primary sources</w:t>
       </w:r>
     </w:p>
     <w:p>
@@ -2280,7 +2280,7 @@
                 <w:color w:val="1C3A36"/>
                 <w:sz w:val="14"/>
               </w:rPr>
-              <w:t>Testahil public repository, engine/raw_ohlc/AE/</w:t>
+              <w:t>Testahil public repository, our public price-history library</w:t>
             </w:r>
           </w:p>
         </w:tc>
@@ -2351,7 +2351,7 @@
                 <w:color w:val="1C3A36"/>
                 <w:sz w:val="14"/>
               </w:rPr>
-              <w:t>engine/market_profiles.py — the live Monte-Carlo fit (ν, width_cal, signal state)</w:t>
+              <w:t>our calibration engine — the live Monte-Carlo fit (ν, the cone-width calibration, signal state)</w:t>
             </w:r>
           </w:p>
         </w:tc>
@@ -2402,7 +2402,7 @@
                 <w:color w:val="1C3A36"/>
                 <w:sz w:val="14"/>
               </w:rPr>
-              <w:t>raw.githubusercontent.com/sherifomarsaleh/testahil/main/engine/market_profiles.py</w:t>
+              <w:t>raw.githubusercontent.com/sherifomarsaleh/testahil/main/our calibration engine</w:t>
             </w:r>
           </w:p>
         </w:tc>
@@ -2879,7 +2879,7 @@
                 <w:color w:val="1C3A36"/>
                 <w:sz w:val="14"/>
               </w:rPr>
-              <w:t>Standing Research Protocol; engine/wacc_builder.py (RegressionBetaAttempt gate)</w:t>
+              <w:t>our published research standards; our cost-of-capital module (our beta usability test gate)</w:t>
             </w:r>
           </w:p>
         </w:tc>
@@ -2967,7 +2967,7 @@
                 <w:color w:val="1C3A36"/>
                 <w:sz w:val="14"/>
               </w:rPr>
-              <w:t>Testahil_Expert_Persona_Library_v1</w:t>
+              <w:t>our standing expert panel</w:t>
             </w:r>
           </w:p>
         </w:tc>
@@ -3045,7 +3045,7 @@
           <w:color w:val="1C3A36"/>
           <w:sz w:val="27"/>
         </w:rPr>
-        <w:t>2  The figure register</w:t>
+        <w:t>2 The figure register</w:t>
       </w:r>
     </w:p>
     <w:p>
@@ -3073,7 +3073,7 @@
           <w:color w:val="1C3A36"/>
           <w:sz w:val="21"/>
         </w:rPr>
-        <w:t>2.1  Anchor and market data</w:t>
+        <w:t>2.1 Anchor and market data</w:t>
       </w:r>
     </w:p>
     <w:tbl>
@@ -4078,7 +4078,7 @@
           <w:color w:val="1C3A36"/>
           <w:sz w:val="21"/>
         </w:rPr>
-        <w:t>2.2  Historical financials — FY2023 / FY2024 / FY2025</w:t>
+        <w:t>2.2 Historical financials — FY2023 / FY2024 / FY2025</w:t>
       </w:r>
     </w:p>
     <w:p>
@@ -6828,7 +6828,7 @@
           <w:color w:val="1C3A36"/>
           <w:sz w:val="21"/>
         </w:rPr>
-        <w:t>2.3  Q1-2026 — the shock quarter, and the base for every forward driver</w:t>
+        <w:t>2.3 Q1-2026 — the shock quarter, and the base for every forward driver</w:t>
       </w:r>
     </w:p>
     <w:tbl>
@@ -9431,7 +9431,7 @@
           <w:color w:val="1C3A36"/>
           <w:sz w:val="21"/>
         </w:rPr>
-        <w:t>2.4  The concession — the contract that IS the business</w:t>
+        <w:t>2.4 The concession — the contract that IS the business</w:t>
       </w:r>
     </w:p>
     <w:tbl>
@@ -11311,7 +11311,7 @@
           <w:color w:val="1C3A36"/>
           <w:sz w:val="21"/>
         </w:rPr>
-        <w:t>2.5  Cost of capital</w:t>
+        <w:t>2.5 Cost of capital</w:t>
       </w:r>
     </w:p>
     <w:tbl>
@@ -11985,7 +11985,7 @@
                 <w:color w:val="1C3A36"/>
                 <w:sz w:val="14"/>
               </w:rPr>
-              <w:t>Same file, Abu Dhabi row (sovereign CDS 0.46%) — the only UAE sovereign CDS quoted. A PROXY for the federal, flagged. Both WACCs are published, per house rule.</w:t>
+              <w:t>Same file, Abu Dhabi row (sovereign CDS 0.46%) — the only UAE sovereign CDS quoted. A PROXY for the federal, flagged. Both WACCs are published, per standing rule.</w:t>
             </w:r>
           </w:p>
         </w:tc>
@@ -12621,7 +12621,7 @@
                 <w:color w:val="1C3A36"/>
                 <w:sz w:val="14"/>
               </w:rPr>
-              <w:t>WEEKLY log returns vs an equal-weighted 14-name UAE market portfolio (S-17), spanning both exchanges, every constituent through the Step-0.0 data-quality gate. n = 195, SE = 0.104, t = 6.10, R² = 16.2%. PASSES the house usability gate (n≥24, R²≥5%, SE&lt;|β|) on all three tests. 95% CI [0.432, 0.841].</w:t>
+              <w:t>WEEKLY log returns vs an equal-weighted 14-name UAE market portfolio (S-17), spanning both exchanges, every constituent through the data-quality check. n = 195, SE = 0.104, t = 6.10, R² = 16.2%. PASSES our usability test (n≥24, R²≥5%, SE&lt;|β|) on all three tests. 95% CI [0.432, 0.841].</w:t>
             </w:r>
           </w:p>
         </w:tc>
@@ -13473,7 +13473,7 @@
                 <w:color w:val="1C3A36"/>
                 <w:sz w:val="14"/>
               </w:rPr>
-              <w:t>Published alongside, per house rule.</w:t>
+              <w:t>Published alongside, per standing rule.</w:t>
             </w:r>
           </w:p>
         </w:tc>
@@ -13500,7 +13500,7 @@
           <w:color w:val="1C3A36"/>
           <w:sz w:val="21"/>
         </w:rPr>
-        <w:t>2.6  Monte Carlo, peers, and macro</w:t>
+        <w:t>2.6 Monte Carlo, peers, and macro</w:t>
       </w:r>
     </w:p>
     <w:tbl>
@@ -13680,7 +13680,7 @@
                 <w:color w:val="1C3A36"/>
                 <w:sz w:val="14"/>
               </w:rPr>
-              <w:t>Engine configuration — ν, width_cal, signal state</w:t>
+              <w:t>Engine configuration — ν, the cone-width calibration, signal state</w:t>
             </w:r>
           </w:p>
         </w:tc>
@@ -13697,7 +13697,7 @@
                 <w:color w:val="1C3A36"/>
                 <w:sz w:val="14"/>
               </w:rPr>
-              <w:t>ν = 10 · width_cal = 1.049 · signal OFF</w:t>
+              <w:t>ν = 10 · cone width = 1.049 · signal OFF</w:t>
             </w:r>
           </w:p>
         </w:tc>
@@ -13748,7 +13748,7 @@
                 <w:color w:val="1C3A36"/>
                 <w:sz w:val="14"/>
               </w:rPr>
-              <w:t>Read LIVE from the repository BY IMPORT at run time — never quoted from memory or from a document, because the unattended calibration loop refits it whenever a stock is posted. ν is WEAKLY IDENTIFIED: the (ν, width_cal) PAIR is what is fitted, and the honest object is the cone they jointly produce.</w:t>
+              <w:t>Read LIVE from the repository BY IMPORT at run time — never quoted from memory or from a document, because the unattended calibration loop refits it whenever a stock is posted. ν is WEAKLY IDENTIFIED: the (ν, the cone-width calibration) PAIR is what is fitted, and the honest object is the cone they jointly produce.</w:t>
             </w:r>
           </w:p>
         </w:tc>
@@ -13995,7 +13995,7 @@
                 <w:color w:val="1C3A36"/>
                 <w:sz w:val="14"/>
               </w:rPr>
-              <w:t>Step-0 calibration verdict</w:t>
+              <w:t>the calibration back-test calibration verdict</w:t>
             </w:r>
           </w:p>
         </w:tc>
@@ -14495,7 +14495,7 @@
                 <w:color w:val="1C3A36"/>
                 <w:sz w:val="14"/>
               </w:rPr>
-              <w:t>EAST–WEST — the axis Salik tolls. It is why terminal growth is capped at 2.5% and why trend trip growth decays 4.5% → 3.0%. Surfaced by the Step-2A sweep gate, which FAILED on the first pass and forced the search.</w:t>
+              <w:t>EAST–WEST — the axis Salik tolls. It is why terminal growth is capped at 2.5% and why trend trip growth decays 4.5% → 3.0%. Surfaced by the research register’s completeness check, which FAILED on the first pass and forced the search.</w:t>
             </w:r>
           </w:p>
         </w:tc>
@@ -14732,7 +14732,7 @@
           <w:color w:val="1C3A36"/>
           <w:sz w:val="27"/>
         </w:rPr>
-        <w:t>3  The judgment figures — what we made up, and when you can check us</w:t>
+        <w:t>3 The judgment figures — what we made up, and when you can check us</w:t>
       </w:r>
     </w:p>
     <w:p>
@@ -14746,7 +14746,7 @@
           <w:color w:val="1C3A36"/>
           <w:sz w:val="18"/>
         </w:rPr>
-        <w:t>These are NOT facts. They are the preparer’s forward view. Every one is logged to the Fundamental Driver Ledger with the date its truth becomes checkable, and every one is a legitimate place to disagree with this study. If you want to argue with our number, argue here.</w:t>
+        <w:t>These are NOT facts. They are the preparer’s forward view. Every one is logged to the Fundamental our forecast-assumptions log with the date its truth becomes checkable, and every one is a legitimate place to disagree with this study. If you want to argue with our number, argue here.</w:t>
       </w:r>
     </w:p>
     <w:tbl>
@@ -16040,7 +16040,7 @@
           <w:color w:val="1C3A36"/>
           <w:sz w:val="27"/>
         </w:rPr>
-        <w:t>4  The holes — what we looked for and could not find</w:t>
+        <w:t>4 The holes — what we looked for and could not find</w:t>
       </w:r>
     </w:p>
     <w:p>
@@ -16484,7 +16484,7 @@
           <w:color w:val="1C3A36"/>
           <w:sz w:val="27"/>
         </w:rPr>
-        <w:t>5  The exhibits — what each figure is built from</w:t>
+        <w:t>5 The exhibits — what each figure is built from</w:t>
       </w:r>
     </w:p>
     <w:tbl>
@@ -17461,7 +17461,7 @@
           <w:color w:val="1C3A36"/>
           <w:sz w:val="27"/>
         </w:rPr>
-        <w:t>6  Disputed figures — and the primary source that settles each</w:t>
+        <w:t>6 Disputed figures — and the primary source that settles each</w:t>
       </w:r>
     </w:p>
     <w:p>
@@ -17878,7 +17878,7 @@
                 <w:color w:val="1C3A36"/>
                 <w:sz w:val="14"/>
               </w:rPr>
-              <w:t>S-24: the Standing Research Protocol reads "Beta: genuinely attempt a regression; default to 1.0 ONLY on a real usability-gate failure (n≥24, R²≥5%, SE(β)&lt;|β|)." Our regression clears all three (K-11). engine/wacc_builder.py contains NO floor — its only reference to 0.8 is a rung on a SENSITIVITY ladder. The 0.8–1.3 band belongs to the EFG-Hermes portable lessons, which describe EFG’s practice, and the standing instruction on those is explicit: adopt EFG’s machinery, NOT their optimistic assumptions. ▶ We added the 0.80 rung to the ladder anyway: it gives AED 4.32 against AED 4.49 at our published beta. The conclusion is unchanged either way.</w:t>
+              <w:t>S-24: the our published research standards reads "Beta: genuinely attempt a regression; default to 1.0 ONLY on a real usability-gate failure (n≥24, R²≥5%, SE(β)&lt;|β|)." Our regression clears all three (K-11). our cost-of-capital module contains NO floor — its only reference to 0.8 is a rung on a SENSITIVITY ladder. The 0.8–1.3 band belongs to the EFG-Hermes portable lessons, which describe EFG’s practice, and the standing instruction on those is explicit: adopt EFG’s machinery, NOT their optimistic assumptions. ▶ We added the 0.80 rung to the ladder anyway: it gives AED 4.32 against AED 4.49 at our published beta. The conclusion is unchanged either way.</w:t>
             </w:r>
           </w:p>
         </w:tc>
@@ -18050,7 +18050,7 @@
           <w:color w:val="1C3A36"/>
           <w:sz w:val="27"/>
         </w:rPr>
-        <w:t>7  Sourcing statistics — and what they say about the study</w:t>
+        <w:t>7 Sourcing statistics — and what they say about the study</w:t>
       </w:r>
     </w:p>
     <w:tbl>
@@ -18403,7 +18403,7 @@
                 <w:color w:val="1C3A36"/>
                 <w:sz w:val="15"/>
               </w:rPr>
-              <w:t>All thirteen are logged to the Fundamental Driver Ledger with a resolution date.</w:t>
+              <w:t>All thirteen are logged to the our forecast-assumptions log with a resolution date.</w:t>
             </w:r>
           </w:p>
         </w:tc>

--- a/files/SALIK_Source_Register_11-07-2026.docx
+++ b/files/SALIK_Source_Register_11-07-2026.docx
@@ -9542,7 +9542,7 @@
         </w:tc>
         <w:tc>
           <w:tcPr>
-            <w:tcW w:type="dxa" w:w="662"/>
+            <w:tcW w:type="dxa" w:w="1066"/>
             <w:shd w:val="clear" w:color="auto" w:fill="EAF0EE"/>
           </w:tcPr>
           <w:p>
@@ -9561,7 +9561,7 @@
         </w:tc>
         <w:tc>
           <w:tcPr>
-            <w:tcW w:type="dxa" w:w="7776"/>
+            <w:tcW w:type="dxa" w:w="7373"/>
             <w:shd w:val="clear" w:color="auto" w:fill="EAF0EE"/>
           </w:tcPr>
           <w:p>
@@ -9651,7 +9651,7 @@
         </w:tc>
         <w:tc>
           <w:tcPr>
-            <w:tcW w:type="dxa" w:w="662"/>
+            <w:tcW w:type="dxa" w:w="1066"/>
           </w:tcPr>
           <w:p>
             <w:pPr>
@@ -9668,7 +9668,7 @@
         </w:tc>
         <w:tc>
           <w:tcPr>
-            <w:tcW w:type="dxa" w:w="7776"/>
+            <w:tcW w:type="dxa" w:w="7373"/>
           </w:tcPr>
           <w:p>
             <w:pPr>
@@ -9756,7 +9756,7 @@
         </w:tc>
         <w:tc>
           <w:tcPr>
-            <w:tcW w:type="dxa" w:w="662"/>
+            <w:tcW w:type="dxa" w:w="1066"/>
           </w:tcPr>
           <w:p>
             <w:pPr>
@@ -9773,7 +9773,7 @@
         </w:tc>
         <w:tc>
           <w:tcPr>
-            <w:tcW w:type="dxa" w:w="7776"/>
+            <w:tcW w:type="dxa" w:w="7373"/>
           </w:tcPr>
           <w:p>
             <w:pPr>
@@ -9865,7 +9865,7 @@
         </w:tc>
         <w:tc>
           <w:tcPr>
-            <w:tcW w:type="dxa" w:w="662"/>
+            <w:tcW w:type="dxa" w:w="1066"/>
             <w:shd w:val="clear" w:color="auto" w:fill="F6F1E6"/>
           </w:tcPr>
           <w:p>
@@ -9883,7 +9883,7 @@
         </w:tc>
         <w:tc>
           <w:tcPr>
-            <w:tcW w:type="dxa" w:w="7776"/>
+            <w:tcW w:type="dxa" w:w="7373"/>
             <w:shd w:val="clear" w:color="auto" w:fill="F6F1E6"/>
           </w:tcPr>
           <w:p>
@@ -9972,7 +9972,7 @@
         </w:tc>
         <w:tc>
           <w:tcPr>
-            <w:tcW w:type="dxa" w:w="662"/>
+            <w:tcW w:type="dxa" w:w="1066"/>
           </w:tcPr>
           <w:p>
             <w:pPr>
@@ -9989,7 +9989,7 @@
         </w:tc>
         <w:tc>
           <w:tcPr>
-            <w:tcW w:type="dxa" w:w="7776"/>
+            <w:tcW w:type="dxa" w:w="7373"/>
           </w:tcPr>
           <w:p>
             <w:pPr>
@@ -10081,7 +10081,7 @@
         </w:tc>
         <w:tc>
           <w:tcPr>
-            <w:tcW w:type="dxa" w:w="662"/>
+            <w:tcW w:type="dxa" w:w="1066"/>
             <w:shd w:val="clear" w:color="auto" w:fill="F6F1E6"/>
           </w:tcPr>
           <w:p>
@@ -10099,7 +10099,7 @@
         </w:tc>
         <w:tc>
           <w:tcPr>
-            <w:tcW w:type="dxa" w:w="7776"/>
+            <w:tcW w:type="dxa" w:w="7373"/>
             <w:shd w:val="clear" w:color="auto" w:fill="F6F1E6"/>
           </w:tcPr>
           <w:p>
@@ -10192,7 +10192,7 @@
         </w:tc>
         <w:tc>
           <w:tcPr>
-            <w:tcW w:type="dxa" w:w="662"/>
+            <w:tcW w:type="dxa" w:w="1066"/>
             <w:shd w:val="clear" w:color="auto" w:fill="F6F1E6"/>
           </w:tcPr>
           <w:p>
@@ -10210,7 +10210,7 @@
         </w:tc>
         <w:tc>
           <w:tcPr>
-            <w:tcW w:type="dxa" w:w="7776"/>
+            <w:tcW w:type="dxa" w:w="7373"/>
             <w:shd w:val="clear" w:color="auto" w:fill="F6F1E6"/>
           </w:tcPr>
           <w:p>
@@ -10299,7 +10299,7 @@
         </w:tc>
         <w:tc>
           <w:tcPr>
-            <w:tcW w:type="dxa" w:w="662"/>
+            <w:tcW w:type="dxa" w:w="1066"/>
           </w:tcPr>
           <w:p>
             <w:pPr>
@@ -10316,7 +10316,7 @@
         </w:tc>
         <w:tc>
           <w:tcPr>
-            <w:tcW w:type="dxa" w:w="7776"/>
+            <w:tcW w:type="dxa" w:w="7373"/>
           </w:tcPr>
           <w:p>
             <w:pPr>
@@ -10404,7 +10404,7 @@
         </w:tc>
         <w:tc>
           <w:tcPr>
-            <w:tcW w:type="dxa" w:w="662"/>
+            <w:tcW w:type="dxa" w:w="1066"/>
           </w:tcPr>
           <w:p>
             <w:pPr>
@@ -10421,7 +10421,7 @@
         </w:tc>
         <w:tc>
           <w:tcPr>
-            <w:tcW w:type="dxa" w:w="7776"/>
+            <w:tcW w:type="dxa" w:w="7373"/>
           </w:tcPr>
           <w:p>
             <w:pPr>
@@ -10509,7 +10509,7 @@
         </w:tc>
         <w:tc>
           <w:tcPr>
-            <w:tcW w:type="dxa" w:w="662"/>
+            <w:tcW w:type="dxa" w:w="1066"/>
           </w:tcPr>
           <w:p>
             <w:pPr>
@@ -10526,7 +10526,7 @@
         </w:tc>
         <w:tc>
           <w:tcPr>
-            <w:tcW w:type="dxa" w:w="7776"/>
+            <w:tcW w:type="dxa" w:w="7373"/>
           </w:tcPr>
           <w:p>
             <w:pPr>
@@ -10614,7 +10614,7 @@
         </w:tc>
         <w:tc>
           <w:tcPr>
-            <w:tcW w:type="dxa" w:w="662"/>
+            <w:tcW w:type="dxa" w:w="1066"/>
           </w:tcPr>
           <w:p>
             <w:pPr>
@@ -10631,7 +10631,7 @@
         </w:tc>
         <w:tc>
           <w:tcPr>
-            <w:tcW w:type="dxa" w:w="7776"/>
+            <w:tcW w:type="dxa" w:w="7373"/>
           </w:tcPr>
           <w:p>
             <w:pPr>
@@ -10719,7 +10719,7 @@
         </w:tc>
         <w:tc>
           <w:tcPr>
-            <w:tcW w:type="dxa" w:w="662"/>
+            <w:tcW w:type="dxa" w:w="1066"/>
           </w:tcPr>
           <w:p>
             <w:pPr>
@@ -10736,7 +10736,7 @@
         </w:tc>
         <w:tc>
           <w:tcPr>
-            <w:tcW w:type="dxa" w:w="7776"/>
+            <w:tcW w:type="dxa" w:w="7373"/>
           </w:tcPr>
           <w:p>
             <w:pPr>
@@ -10828,7 +10828,7 @@
         </w:tc>
         <w:tc>
           <w:tcPr>
-            <w:tcW w:type="dxa" w:w="662"/>
+            <w:tcW w:type="dxa" w:w="1066"/>
             <w:shd w:val="clear" w:color="auto" w:fill="F6F1E6"/>
           </w:tcPr>
           <w:p>
@@ -10846,7 +10846,7 @@
         </w:tc>
         <w:tc>
           <w:tcPr>
-            <w:tcW w:type="dxa" w:w="7776"/>
+            <w:tcW w:type="dxa" w:w="7373"/>
             <w:shd w:val="clear" w:color="auto" w:fill="F6F1E6"/>
           </w:tcPr>
           <w:p>
@@ -10935,7 +10935,7 @@
         </w:tc>
         <w:tc>
           <w:tcPr>
-            <w:tcW w:type="dxa" w:w="662"/>
+            <w:tcW w:type="dxa" w:w="1066"/>
           </w:tcPr>
           <w:p>
             <w:pPr>
@@ -10952,7 +10952,7 @@
         </w:tc>
         <w:tc>
           <w:tcPr>
-            <w:tcW w:type="dxa" w:w="7776"/>
+            <w:tcW w:type="dxa" w:w="7373"/>
           </w:tcPr>
           <w:p>
             <w:pPr>
@@ -11040,7 +11040,7 @@
         </w:tc>
         <w:tc>
           <w:tcPr>
-            <w:tcW w:type="dxa" w:w="662"/>
+            <w:tcW w:type="dxa" w:w="1066"/>
           </w:tcPr>
           <w:p>
             <w:pPr>
@@ -11057,7 +11057,7 @@
         </w:tc>
         <w:tc>
           <w:tcPr>
-            <w:tcW w:type="dxa" w:w="7776"/>
+            <w:tcW w:type="dxa" w:w="7373"/>
           </w:tcPr>
           <w:p>
             <w:pPr>
@@ -11145,7 +11145,7 @@
         </w:tc>
         <w:tc>
           <w:tcPr>
-            <w:tcW w:type="dxa" w:w="662"/>
+            <w:tcW w:type="dxa" w:w="1066"/>
           </w:tcPr>
           <w:p>
             <w:pPr>
@@ -11162,7 +11162,7 @@
         </w:tc>
         <w:tc>
           <w:tcPr>
-            <w:tcW w:type="dxa" w:w="7776"/>
+            <w:tcW w:type="dxa" w:w="7373"/>
           </w:tcPr>
           <w:p>
             <w:pPr>
@@ -11254,7 +11254,7 @@
         </w:tc>
         <w:tc>
           <w:tcPr>
-            <w:tcW w:type="dxa" w:w="662"/>
+            <w:tcW w:type="dxa" w:w="1066"/>
             <w:shd w:val="clear" w:color="auto" w:fill="FBF0DC"/>
           </w:tcPr>
           <w:p>
@@ -11272,7 +11272,7 @@
         </w:tc>
         <w:tc>
           <w:tcPr>
-            <w:tcW w:type="dxa" w:w="7776"/>
+            <w:tcW w:type="dxa" w:w="7373"/>
             <w:shd w:val="clear" w:color="auto" w:fill="FBF0DC"/>
           </w:tcPr>
           <w:p>
